--- a/cmed/CMED_Integration_Guide.docx
+++ b/cmed/CMED_Integration_Guide.docx
@@ -20,7 +20,7 @@
     </w:p>
     <w:p>
       <w:r>
-        <w:t>AIMS LAB · Independent University, Bangladesh · 10 September 2026</w:t>
+        <w:t>AIMS LAB · Independent University, Bangladesh · 12 September 2026</w:t>
       </w:r>
     </w:p>
     <w:p>
@@ -221,9 +221,10 @@
             <w:r/>
             <w:r>
               <w:rPr>
+                <w:b/>
                 <w:sz w:val="18"/>
               </w:rPr>
-              <w:t>Immediately after the recording starts</w:t>
+              <w:t>At the same moment as API 1</w:t>
             </w:r>
           </w:p>
         </w:tc>
@@ -378,12 +379,7 @@
         <w:rPr>
           <w:sz w:val="18"/>
         </w:rPr>
-        <w:t xml:space="preserve"> Control signals travel to the recorder on</w:t>
-      </w:r>
-    </w:p>
-    <w:p>
-      <w:r>
-        <w:t>the doctor's own PC. Clinical data travels server to server from CMED to the AIMS LAB backend. Audio travels only from the PC to AIMS LAB, and never to CMED.</w:t>
+        <w:t xml:space="preserve"> Control signals travel to the recorder on the doctor's own PC. Clinical data travels server to server from CMED to the AIMS LAB backend. Audio travels only from the PC to AIMS LAB, and never to CMED.</w:t>
       </w:r>
     </w:p>
     <w:p>
@@ -492,12 +488,7 @@
         <w:rPr>
           <w:sz w:val="18"/>
         </w:rPr>
-        <w:t xml:space="preserve"> The recording starts on</w:t>
-      </w:r>
-    </w:p>
-    <w:p>
-      <w:r>
-        <w:t>API 1 and stays open continuously until the next patient's API 1. API 3 arms the recording; it does not stop it.</w:t>
+        <w:t xml:space="preserve"> The recording starts on API 1 and stays open continuously until the next patient's API 1. API 3 arms the recording; it does not stop it.</w:t>
       </w:r>
     </w:p>
     <w:p>
@@ -1020,7 +1011,7 @@
         <w:t>session_id</w:t>
       </w:r>
       <w:r>
-        <w:t>. It identifies this consultation, and you send it back with API 2 and API 3.</w:t>
+        <w:t xml:space="preserve"> in the page. You send it back with the arm signal in §6a. Your server does not need it — see §5.</w:t>
       </w:r>
     </w:p>
     <w:p>
@@ -1028,7 +1019,7 @@
         <w:pStyle w:val="Heading2"/>
       </w:pPr>
       <w:r>
-        <w:t>5. API 2 — Patient information (right after the recording starts)</w:t>
+        <w:t>5. API 2 — Patient information (at the same moment as API 1)</w:t>
       </w:r>
     </w:p>
     <w:p>
@@ -1039,7 +1030,7 @@
         <w:t>When:</w:t>
       </w:r>
       <w:r>
-        <w:t xml:space="preserve"> as soon as the recording has started. </w:t>
+        <w:t xml:space="preserve"> the moment the doctor opens the patient's details — at the same time as your page sends API 1. Do not wait for the recording to start. </w:t>
       </w:r>
       <w:r>
         <w:rPr>
@@ -1081,9 +1072,15 @@
         </w:rPr>
         <w:t>{</w:t>
         <w:br/>
-        <w:t xml:space="preserve">  "session_id":  "01JB8XQ4M7YZ2K9V3N5P6R8T0W",</w:t>
+        <w:t xml:space="preserve">  "patient_id":  "P0012345",</w:t>
         <w:br/>
-        <w:t xml:space="preserve">  "patient_id":  "P0012345",</w:t>
+        <w:t xml:space="preserve">  "doctor_id":   "DR0042",</w:t>
+        <w:br/>
+        <w:t xml:space="preserve">  "hospital_id": "CMED-DHK-BANANI-01",</w:t>
+        <w:br/>
+        <w:t xml:space="preserve">  "start_time":  "2026-09-10T10:14:32+06:00",</w:t>
+        <w:br/>
+        <w:t xml:space="preserve">  "date":        "2026-09-10",</w:t>
         <w:br/>
         <w:t xml:space="preserve">  "demographics": {</w:t>
         <w:br/>
@@ -1147,6 +1144,47 @@
     <w:p>
       <w:r>
         <w:t>The fields required differ between male and female patients. Send what applies; our database enforces the right rules for each.</w:t>
+      </w:r>
+    </w:p>
+    <w:p>
+      <w:r>
+        <w:rPr>
+          <w:b/>
+        </w:rPr>
+        <w:t>The five fields at the top must be exactly the same as in API 1</w:t>
+      </w:r>
+      <w:r>
+        <w:t xml:space="preserve"> — the same patient, doctor, hospital, date, and the same </w:t>
+      </w:r>
+      <w:r>
+        <w:rPr>
+          <w:rFonts w:ascii="Consolas" w:hAnsi="Consolas"/>
+          <w:sz w:val="20"/>
+        </w:rPr>
+        <w:t>start_time</w:t>
+      </w:r>
+      <w:r>
+        <w:t xml:space="preserve"> character for character. Create </w:t>
+      </w:r>
+      <w:r>
+        <w:rPr>
+          <w:rFonts w:ascii="Consolas" w:hAnsi="Consolas"/>
+          <w:sz w:val="20"/>
+        </w:rPr>
+        <w:t>start_time</w:t>
+      </w:r>
+      <w:r>
+        <w:t xml:space="preserve"> once, on your server, and use that one value in both messages. This is how we connect the patient information to the right recording, and how we confirm the recording is genuine (§9). No </w:t>
+      </w:r>
+      <w:r>
+        <w:rPr>
+          <w:rFonts w:ascii="Consolas" w:hAnsi="Consolas"/>
+          <w:sz w:val="20"/>
+        </w:rPr>
+        <w:t>session_id</w:t>
+      </w:r>
+      <w:r>
+        <w:t xml:space="preserve"> is needed.</w:t>
       </w:r>
     </w:p>
     <w:p>
@@ -1244,9 +1282,15 @@
         </w:rPr>
         <w:t>{</w:t>
         <w:br/>
-        <w:t xml:space="preserve">  "session_id":  "01JB8XQ4M7YZ2K9V3N5P6R8T0W",</w:t>
+        <w:t xml:space="preserve">  "patient_id":  "P0012345",</w:t>
         <w:br/>
-        <w:t xml:space="preserve">  "patient_id":  "P0012345",</w:t>
+        <w:t xml:space="preserve">  "doctor_id":   "DR0042",</w:t>
+        <w:br/>
+        <w:t xml:space="preserve">  "hospital_id": "CMED-DHK-BANANI-01",</w:t>
+        <w:br/>
+        <w:t xml:space="preserve">  "start_time":  "2026-09-10T10:14:32+06:00",</w:t>
+        <w:br/>
+        <w:t xml:space="preserve">  "date":        "2026-09-10",</w:t>
         <w:br/>
         <w:t xml:space="preserve">  "issued_at":   "2026-09-10T10:26:11+06:00",</w:t>
         <w:br/>
@@ -1269,6 +1313,21 @@
         <w:t xml:space="preserve">  "notes": "…"</w:t>
         <w:br/>
         <w:t>}</w:t>
+      </w:r>
+    </w:p>
+    <w:p>
+      <w:r>
+        <w:t xml:space="preserve">The five fields at the top are the same five as in API 1 and API 2, with the consultation's original </w:t>
+      </w:r>
+      <w:r>
+        <w:rPr>
+          <w:rFonts w:ascii="Consolas" w:hAnsi="Consolas"/>
+          <w:sz w:val="20"/>
+        </w:rPr>
+        <w:t>start_time</w:t>
+      </w:r>
+      <w:r>
+        <w:t xml:space="preserve"> — not the time the prescription was issued. That is how the prescription attaches to the right consultation.</w:t>
       </w:r>
     </w:p>
     <w:p>
@@ -2337,12 +2396,7 @@
         <w:rPr>
           <w:sz w:val="18"/>
         </w:rPr>
-        <w:t xml:space="preserve"> The recording starts immediately,</w:t>
-      </w:r>
-    </w:p>
-    <w:p>
-      <w:r>
-        <w:t>while authorisation is checked in parallel, so a slow network never costs the opening of the consultation.</w:t>
+        <w:t xml:space="preserve"> The recording starts immediately, while authorisation is checked in parallel, so a slow network never costs the opening of the consultation.</w:t>
       </w:r>
     </w:p>
     <w:p>
@@ -2383,10 +2437,323 @@
         <w:rPr>
           <w:b/>
         </w:rPr>
-        <w:t>One thing we need from you for this to work:</w:t>
+        <w:t>One thing we need from you:</w:t>
       </w:r>
       <w:r>
         <w:t xml:space="preserve"> the exact web address your page is served from — scheme, host and port, for both production and testing. We put it on an allowlist, and a connection from anywhere else is refused before it is even accepted.</w:t>
+      </w:r>
+    </w:p>
+    <w:p>
+      <w:pPr>
+        <w:pStyle w:val="Heading3"/>
+      </w:pPr>
+      <w:r>
+        <w:t>9a. Every recording is confirmed by your server</w:t>
+      </w:r>
+    </w:p>
+    <w:p>
+      <w:pPr>
+        <w:jc w:val="center"/>
+      </w:pPr>
+      <w:r>
+        <w:drawing>
+          <wp:inline xmlns:a="http://schemas.openxmlformats.org/drawingml/2006/main" xmlns:pic="http://schemas.openxmlformats.org/drawingml/2006/picture">
+            <wp:extent cx="5120640" cy="4216998"/>
+            <wp:docPr id="4" name="Picture 4"/>
+            <wp:cNvGraphicFramePr>
+              <a:graphicFrameLocks noChangeAspect="1"/>
+            </wp:cNvGraphicFramePr>
+            <a:graphic>
+              <a:graphicData uri="http://schemas.openxmlformats.org/drawingml/2006/picture">
+                <pic:pic>
+                  <pic:nvPicPr>
+                    <pic:cNvPr id="0" name="cmed_fig_confirm.png"/>
+                    <pic:cNvPicPr/>
+                  </pic:nvPicPr>
+                  <pic:blipFill>
+                    <a:blip r:embed="rId12"/>
+                    <a:stretch>
+                      <a:fillRect/>
+                    </a:stretch>
+                  </pic:blipFill>
+                  <pic:spPr>
+                    <a:xfrm>
+                      <a:off x="0" y="0"/>
+                      <a:ext cx="5120640" cy="4216998"/>
+                    </a:xfrm>
+                    <a:prstGeom prst="rect"/>
+                  </pic:spPr>
+                </pic:pic>
+              </a:graphicData>
+            </a:graphic>
+          </wp:inline>
+        </w:drawing>
+      </w:r>
+    </w:p>
+    <w:p>
+      <w:r>
+        <w:rPr>
+          <w:b/>
+          <w:sz w:val="18"/>
+        </w:rPr>
+        <w:t>Figure 4 | Two messages, two routes, one match.</w:t>
+      </w:r>
+      <w:r>
+        <w:rPr>
+          <w:sz w:val="18"/>
+        </w:rPr>
+        <w:t xml:space="preserve"> When the doctor opens a patient, your page sends API 1 to the recorder and your server sends API 2 to us. Both carry the same five fields. Our server confirms the recording only if the two match.</w:t>
+      </w:r>
+    </w:p>
+    <w:p>
+      <w:r>
+        <w:t xml:space="preserve">When the recorder asks our server for permission, our server looks for the patient information your server sent (API 2) with the same hospital, doctor, patient, date and </w:t>
+      </w:r>
+      <w:r>
+        <w:rPr>
+          <w:rFonts w:ascii="Consolas" w:hAnsi="Consolas"/>
+          <w:sz w:val="20"/>
+        </w:rPr>
+        <w:t>start_time</w:t>
+      </w:r>
+      <w:r>
+        <w:t>. The hospital must also be the clinic this PC is registered to.</w:t>
+      </w:r>
+    </w:p>
+    <w:p>
+      <w:r>
+        <w:t>A fake web page on the doctor's PC could reach the recorder, but it cannot make your server send us a matching API 2. So its recording is never confirmed.</w:t>
+      </w:r>
+    </w:p>
+    <w:p>
+      <w:r>
+        <w:t>The microphone does not wait for this check. It opens straight away, and the check runs alongside it.</w:t>
+      </w:r>
+    </w:p>
+    <w:tbl>
+      <w:tblPr>
+        <w:tblStyle w:val="TableGrid"/>
+        <w:tblW w:type="auto" w:w="0"/>
+        <w:tblLook w:firstColumn="1" w:firstRow="1" w:lastColumn="0" w:lastRow="0" w:noHBand="0" w:noVBand="1" w:val="04A0"/>
+      </w:tblPr>
+      <w:tblGrid>
+        <w:gridCol w:w="4320"/>
+        <w:gridCol w:w="4320"/>
+      </w:tblGrid>
+      <w:tr>
+        <w:tc>
+          <w:tcPr>
+            <w:tcW w:type="dxa" w:w="4320"/>
+          </w:tcPr>
+          <w:p>
+            <w:r>
+              <w:rPr>
+                <w:b/>
+              </w:rPr>
+            </w:r>
+            <w:r>
+              <w:rPr>
+                <w:b/>
+                <w:sz w:val="18"/>
+              </w:rPr>
+              <w:t>Situation</w:t>
+            </w:r>
+          </w:p>
+        </w:tc>
+        <w:tc>
+          <w:tcPr>
+            <w:tcW w:type="dxa" w:w="4320"/>
+          </w:tcPr>
+          <w:p>
+            <w:r>
+              <w:rPr>
+                <w:b/>
+              </w:rPr>
+            </w:r>
+            <w:r>
+              <w:rPr>
+                <w:b/>
+                <w:sz w:val="18"/>
+              </w:rPr>
+              <w:t>What happens</w:t>
+            </w:r>
+          </w:p>
+        </w:tc>
+      </w:tr>
+      <w:tr>
+        <w:tc>
+          <w:tcPr>
+            <w:tcW w:type="dxa" w:w="4320"/>
+          </w:tcPr>
+          <w:p>
+            <w:r/>
+            <w:r>
+              <w:rPr>
+                <w:sz w:val="18"/>
+              </w:rPr>
+              <w:t>API 2 arrives within a second or two</w:t>
+            </w:r>
+          </w:p>
+        </w:tc>
+        <w:tc>
+          <w:tcPr>
+            <w:tcW w:type="dxa" w:w="4320"/>
+          </w:tcPr>
+          <w:p>
+            <w:r/>
+            <w:r>
+              <w:rPr>
+                <w:sz w:val="18"/>
+              </w:rPr>
+              <w:t>Confirmed. Nobody notices anything.</w:t>
+            </w:r>
+          </w:p>
+        </w:tc>
+      </w:tr>
+      <w:tr>
+        <w:tc>
+          <w:tcPr>
+            <w:tcW w:type="dxa" w:w="4320"/>
+          </w:tcPr>
+          <w:p>
+            <w:r/>
+            <w:r>
+              <w:rPr>
+                <w:sz w:val="18"/>
+              </w:rPr>
+              <w:t>API 2 is late</w:t>
+            </w:r>
+          </w:p>
+        </w:tc>
+        <w:tc>
+          <w:tcPr>
+            <w:tcW w:type="dxa" w:w="4320"/>
+          </w:tcPr>
+          <w:p>
+            <w:r/>
+            <w:r>
+              <w:rPr>
+                <w:sz w:val="18"/>
+              </w:rPr>
+              <w:t>Recording keeps running. The recorder asks again every few seconds and is confirmed once API 2 arrives.</w:t>
+            </w:r>
+          </w:p>
+        </w:tc>
+      </w:tr>
+      <w:tr>
+        <w:tc>
+          <w:tcPr>
+            <w:tcW w:type="dxa" w:w="4320"/>
+          </w:tcPr>
+          <w:p>
+            <w:r/>
+            <w:r>
+              <w:rPr>
+                <w:sz w:val="18"/>
+              </w:rPr>
+              <w:t>API 2 never arrives</w:t>
+            </w:r>
+          </w:p>
+        </w:tc>
+        <w:tc>
+          <w:tcPr>
+            <w:tcW w:type="dxa" w:w="4320"/>
+          </w:tcPr>
+          <w:p>
+            <w:r/>
+            <w:r>
+              <w:rPr>
+                <w:sz w:val="18"/>
+              </w:rPr>
+              <w:t xml:space="preserve">Recording is </w:t>
+            </w:r>
+            <w:r>
+              <w:rPr>
+                <w:b/>
+                <w:sz w:val="18"/>
+              </w:rPr>
+              <w:t>not</w:t>
+            </w:r>
+            <w:r>
+              <w:rPr>
+                <w:sz w:val="18"/>
+              </w:rPr>
+              <w:t xml:space="preserve"> cut. It is uploaded but marked *unconfirmed*, kept out of the dataset, and we are alerted. If API 2 arrives later it is admitted; if not, it is deleted from our server after 24 hours.</w:t>
+            </w:r>
+          </w:p>
+        </w:tc>
+      </w:tr>
+      <w:tr>
+        <w:tc>
+          <w:tcPr>
+            <w:tcW w:type="dxa" w:w="4320"/>
+          </w:tcPr>
+          <w:p>
+            <w:r/>
+            <w:r>
+              <w:rPr>
+                <w:sz w:val="18"/>
+              </w:rPr>
+              <w:t>The doctor opens a patient just to look</w:t>
+            </w:r>
+          </w:p>
+        </w:tc>
+        <w:tc>
+          <w:tcPr>
+            <w:tcW w:type="dxa" w:w="4320"/>
+          </w:tcPr>
+          <w:p>
+            <w:r/>
+            <w:r>
+              <w:rPr>
+                <w:sz w:val="18"/>
+              </w:rPr>
+              <w:t>Your API 2 arrives but no recording asks for it. It expires after a few minutes. No harm.</w:t>
+            </w:r>
+          </w:p>
+        </w:tc>
+      </w:tr>
+      <w:tr>
+        <w:tc>
+          <w:tcPr>
+            <w:tcW w:type="dxa" w:w="4320"/>
+          </w:tcPr>
+          <w:p>
+            <w:r/>
+            <w:r>
+              <w:rPr>
+                <w:sz w:val="18"/>
+              </w:rPr>
+              <w:t>The doctor opens the same patient twice</w:t>
+            </w:r>
+          </w:p>
+        </w:tc>
+        <w:tc>
+          <w:tcPr>
+            <w:tcW w:type="dxa" w:w="4320"/>
+          </w:tcPr>
+          <w:p>
+            <w:r/>
+            <w:r>
+              <w:rPr>
+                <w:sz w:val="18"/>
+              </w:rPr>
+              <w:t>We match the most recent unused API 2.</w:t>
+            </w:r>
+          </w:p>
+        </w:tc>
+      </w:tr>
+    </w:tbl>
+    <w:p/>
+    <w:p>
+      <w:r>
+        <w:rPr>
+          <w:b/>
+        </w:rPr>
+        <w:t>What this asks of you.</w:t>
+      </w:r>
+      <w:r>
+        <w:t xml:space="preserve"> Nothing beyond what you already send: API 2 at the moment the patient is opened, with the same five fields as API 1. That timing is the whole requirement. If API 2 is sent late as a matter of routine, recordings will sit unconfirmed until it arrives.</w:t>
       </w:r>
     </w:p>
     <w:p>
@@ -2894,7 +3261,20 @@
               <w:rPr>
                 <w:sz w:val="18"/>
               </w:rPr>
-              <w:t>Send API 2 and the prescription from your backend</w:t>
+              <w:t xml:space="preserve">Send API 2 from your backend </w:t>
+            </w:r>
+            <w:r>
+              <w:rPr>
+                <w:b/>
+                <w:sz w:val="18"/>
+              </w:rPr>
+              <w:t>at the moment the patient is opened</w:t>
+            </w:r>
+            <w:r>
+              <w:rPr>
+                <w:sz w:val="18"/>
+              </w:rPr>
+              <w:t>, and the prescription when it is built, both with the same five fields as API 1</w:t>
             </w:r>
           </w:p>
         </w:tc>
